--- a/policies/build/sop_record_masters/COP/SOP_COP.6.a_to_f_icu_hdu_care.docx
+++ b/policies/build/sop_record_masters/COP/SOP_COP.6.a_to_f_icu_hdu_care.docx
@@ -14,40 +14,9 @@
     </w:p>
     <w:p>
       <w:r>
-        <w:t>«Hospital Name» — Supports COP.6.a-f</w:t>
+        <w:t>«Hospital Name» — SOP-COP.6 — Version 1.0</w:t>
       </w:r>
     </w:p>
-    <w:p/>
-    <w:tbl>
-      <w:tblPr>
-        <w:tblStyle w:val="TableGrid"/>
-        <w:tblW w:type="auto" w:w="0"/>
-        <w:tblLook w:firstColumn="1" w:firstRow="1" w:lastColumn="0" w:lastRow="0" w:noHBand="0" w:noVBand="1" w:val="04A0"/>
-      </w:tblPr>
-      <w:tblGrid>
-        <w:gridCol w:w="8640"/>
-      </w:tblGrid>
-      <w:tr>
-        <w:tc>
-          <w:tcPr>
-            <w:tcW w:type="dxa" w:w="8640"/>
-          </w:tcPr>
-          <w:p>
-            <w:r>
-              <w:rPr>
-                <w:b/>
-              </w:rPr>
-              <w:t>Why does this SOP exist? (read this first if you're new)</w:t>
-            </w:r>
-          </w:p>
-          <w:p>
-            <w:r>
-              <w:t>This SOP tells ICU/HDU staff, in one place, who actually gets admitted to a scarce critical-care bed and who doesn't, what happens when there is no bed for a patient who needs one, how the unit's own written guidance follows the hospital's existing infection-control rules without inventing a second set, how the unit checks its own quality, how patients and families are kept informed through the stay, and how end-of-life decisions are made consistently and lawfully rather than as an unwritten corridor conversation. If you admit to, discharge from, or care for a patient in the ICU or HDU, this SOP is for you.</w:t>
-            </w:r>
-          </w:p>
-        </w:tc>
-      </w:tr>
-    </w:tbl>
     <w:p/>
     <w:tbl>
       <w:tblPr>
@@ -62,9 +31,6 @@
         <w:gridCol w:w="2160"/>
       </w:tblGrid>
       <w:tr>
-        <w:trPr>
-          <w:cantSplit/>
-        </w:trPr>
         <w:tc>
           <w:tcPr>
             <w:tcW w:type="dxa" w:w="2160"/>
@@ -107,9 +73,6 @@
         </w:tc>
       </w:tr>
       <w:tr>
-        <w:trPr>
-          <w:cantSplit/>
-        </w:trPr>
         <w:tc>
           <w:tcPr>
             <w:tcW w:type="dxa" w:w="2160"/>
@@ -151,51 +114,6 @@
           </w:p>
         </w:tc>
       </w:tr>
-      <w:tr>
-        <w:trPr>
-          <w:cantSplit/>
-        </w:trPr>
-        <w:tc>
-          <w:tcPr>
-            <w:tcW w:type="dxa" w:w="2160"/>
-          </w:tcPr>
-          <w:p>
-            <w:r>
-              <w:t>Prepared By</w:t>
-            </w:r>
-          </w:p>
-        </w:tc>
-        <w:tc>
-          <w:tcPr>
-            <w:tcW w:type="dxa" w:w="2160"/>
-          </w:tcPr>
-          <w:p>
-            <w:r>
-              <w:t>Quality/Accreditation Coordinator   Name: ________   Signature: ________</w:t>
-            </w:r>
-          </w:p>
-        </w:tc>
-        <w:tc>
-          <w:tcPr>
-            <w:tcW w:type="dxa" w:w="2160"/>
-          </w:tcPr>
-          <w:p>
-            <w:r>
-              <w:t>Approved By</w:t>
-            </w:r>
-          </w:p>
-        </w:tc>
-        <w:tc>
-          <w:tcPr>
-            <w:tcW w:type="dxa" w:w="2160"/>
-          </w:tcPr>
-          <w:p>
-            <w:r>
-              <w:t>Medical Superintendent   Name: ________   Signature: ________</w:t>
-            </w:r>
-          </w:p>
-        </w:tc>
-      </w:tr>
     </w:tbl>
     <w:p/>
     <w:p>
@@ -206,9 +124,78 @@
         <w:t>1. Purpose</w:t>
       </w:r>
     </w:p>
+    <w:tbl>
+      <w:tblPr>
+        <w:tblStyle w:val="TableGrid"/>
+        <w:tblW w:type="auto" w:w="0"/>
+        <w:tblLook w:firstColumn="1" w:firstRow="1" w:lastColumn="0" w:lastRow="0" w:noHBand="0" w:noVBand="1" w:val="04A0"/>
+      </w:tblPr>
+      <w:tblGrid>
+        <w:gridCol w:w="8640"/>
+      </w:tblGrid>
+      <w:tr>
+        <w:tc>
+          <w:tcPr>
+            <w:tcW w:type="dxa" w:w="8640"/>
+          </w:tcPr>
+          <w:p>
+            <w:r>
+              <w:t>This SOP sets out how the ICU and HDU admit and discharge patients against written criteria, how a bed shortage in those units is handled, how care is backed by written guidance, adequate staff and equipment, how infection-control practices are applied in these units, how a quality-assurance programme is run, how patients and families are counselled through the stay, and how end-of-life care is provided consistently and lawfully.</w:t>
+            </w:r>
+          </w:p>
+        </w:tc>
+      </w:tr>
+    </w:tbl>
+    <w:p/>
+    <w:tbl>
+      <w:tblPr>
+        <w:tblStyle w:val="TableGrid"/>
+        <w:tblW w:type="auto" w:w="0"/>
+        <w:tblLook w:firstColumn="1" w:firstRow="1" w:lastColumn="0" w:lastRow="0" w:noHBand="0" w:noVBand="1" w:val="04A0"/>
+      </w:tblPr>
+      <w:tblGrid>
+        <w:gridCol w:w="8640"/>
+      </w:tblGrid>
+      <w:tr>
+        <w:tc>
+          <w:tcPr>
+            <w:tcW w:type="dxa" w:w="8640"/>
+          </w:tcPr>
+          <w:p>
+            <w:r>
+              <w:t>A family has heard nothing from the ICU team except at admission, and now a decision about withdrawing treatment is being raised for the first time. This SOP is what requires periodic counselling through the whole stay -- so the family is never ambushed by a decision they were never prepared for.</w:t>
+            </w:r>
+          </w:p>
+        </w:tc>
+      </w:tr>
+    </w:tbl>
+    <w:p/>
+    <w:tbl>
+      <w:tblPr>
+        <w:tblStyle w:val="TableGrid"/>
+        <w:tblW w:type="auto" w:w="0"/>
+        <w:tblLook w:firstColumn="1" w:firstRow="1" w:lastColumn="0" w:lastRow="0" w:noHBand="0" w:noVBand="1" w:val="04A0"/>
+      </w:tblPr>
+      <w:tblGrid>
+        <w:gridCol w:w="8640"/>
+      </w:tblGrid>
+      <w:tr>
+        <w:tc>
+          <w:tcPr>
+            <w:tcW w:type="dxa" w:w="8640"/>
+          </w:tcPr>
+          <w:p>
+            <w:r>
+              <w:t>We do this because an ICU or HDU bed is a scarce resource, not a location -- a patient admitted who cannot benefit occupies the bed of one who can -- and because an end-of-life decision made as an unwritten corridor agreement, with no record of who decided or why, is a decision the hospital cannot later show was lawful, consistent, or even made at all.</w:t>
+            </w:r>
+          </w:p>
+        </w:tc>
+      </w:tr>
+    </w:tbl>
+    <w:p/>
     <w:p>
       <w:r>
-        <w:t>To define how the ICU and HDU admit and discharge patients against written criteria, how a bed shortage in those units is handled, how care is backed by written guidance, adequate staff and equipment, how the hospital's existing infection-control policies are applied in these units without being rewritten, how a quality-assurance programme is run, how patients and families are counselled through the stay, and how end-of-life care is provided consistently and lawfully.</w:t>
+        <w:t>To define how the ICU and HDU admit and discharge patients against written criteria, handle a bed shortage, apply infection-control practices, run a quality-assurance programme, counsel patients and families, and provide end-of-life care.</w:t>
       </w:r>
     </w:p>
     <w:p>
@@ -221,7 +208,18 @@
     </w:p>
     <w:p>
       <w:r>
-        <w:t>Applies to the intensive care unit and the high dependency unit, where the hospital operates them, and to every staff member who admits to, cares for a patient in, discharges from, or counsels a family about those units. It does not restate hand hygiene/PPE/transmission-based precautions, device bundles, or surveillance case definitions (the hospital's infection-control SOPs), the hospital-wide bed-shortage mechanism (the registration/admission/transfer process), early-warning recognition (the assessment process), internal transfer method (the continuity-of-care process), or hospital discharge (the discharge process) -- this SOP owns admission/discharge decisions for these units, the unit-level application of infection control, the unit's quality programme, counselling, and end-of-life care.</w:t>
+        <w:rPr>
+          <w:i/>
+        </w:rPr>
+        <w:t xml:space="preserve">Why: </w:t>
+      </w:r>
+      <w:r>
+        <w:t>so every staff member who admits to, cares for, discharges from, or counsels a family about these units follows the same standard.</w:t>
+      </w:r>
+    </w:p>
+    <w:p>
+      <w:r>
+        <w:t>Applies to the intensive care unit and the high dependency unit, where the hospital operates them, and to every staff member who admits to, cares for a patient in, discharges from, or counsels a family about those units.</w:t>
       </w:r>
     </w:p>
     <w:p>
@@ -230,6 +228,17 @@
       </w:pPr>
       <w:r>
         <w:t>3. Responsibility</w:t>
+      </w:r>
+    </w:p>
+    <w:p>
+      <w:r>
+        <w:rPr>
+          <w:i/>
+        </w:rPr>
+        <w:t xml:space="preserve">Why: </w:t>
+      </w:r>
+      <w:r>
+        <w:t>a bed occupied by the wrong patient, an infection practice never actually applied, or an undocumented end-of-life decision are each a failure the hospital cannot defend later.</w:t>
       </w:r>
     </w:p>
     <w:p>
@@ -251,7 +260,7 @@
         <w:t xml:space="preserve">Named Quality Lead for Critical Care: </w:t>
       </w:r>
       <w:r>
-        <w:t>Operates the unit's quality-assurance programme, receives HIC.4/HIC.5 infection figures as inputs rather than re-defining them, and reports findings to the defined forum.</w:t>
+        <w:t>Operates the unit's quality-assurance programme, receives infection figures as inputs rather than re-defining them, and reports findings to the defined forum.</w:t>
       </w:r>
     </w:p>
     <w:p>
@@ -273,7 +282,7 @@
         <w:t xml:space="preserve">Nursing Staff of the Unit: </w:t>
       </w:r>
       <w:r>
-        <w:t>Follow the unit's written guidance and the hospital's HIC.2/HIC.4/HIC.5 practices as documented in that guidance, and complete counselling and end-of-life documentation.</w:t>
+        <w:t>Follow the unit's written guidance and the hospital's infection-control practices as documented in that guidance, and complete counselling and end-of-life documentation.</w:t>
       </w:r>
     </w:p>
     <w:p>
@@ -292,7 +301,7 @@
         <w:pStyle w:val="Heading1"/>
       </w:pPr>
       <w:r>
-        <w:t>4. Procedure</w:t>
+        <w:t>4. What to do</w:t>
       </w:r>
     </w:p>
     <w:p>
@@ -300,15 +309,15 @@
         <w:pStyle w:val="Heading2"/>
       </w:pPr>
       <w:r>
-        <w:t>4.1 Admission/discharge criteria and the bed-shortage procedure (COP.6.a)</w:t>
+        <w:t>Admission/discharge criteria and the bed-shortage procedure</w:t>
       </w:r>
     </w:p>
     <w:p>
       <w:r>
         <w:rPr>
-          <w:b/>
+          <w:i/>
         </w:rPr>
-        <w:t xml:space="preserve">Why this step matters: </w:t>
+        <w:t xml:space="preserve">Why: </w:t>
       </w:r>
       <w:r>
         <w:t>An ICU or HDU bed is a scarce resource, not a location -- a patient admitted who cannot benefit occupies the bed of one who can, and a patient refused without the shortage procedure is a refusal of care the hospital holds out.</w:t>
@@ -316,17 +325,17 @@
     </w:p>
     <w:p>
       <w:r>
-        <w:t>1. «Hospital to define the written admission criteria for the ICU and, separately, for the HDU» is the criteria actually used to decide every request from a ward, the emergency area, or the operation theatre -- not a courtesy admission because a bed happens to be free.</w:t>
+        <w:t>The hospital's written admission criteria for the ICU and, separately, for the HDU are the criteria actually used to decide every request from a ward, the emergency area, or the operation theatre -- not a courtesy admission because a bed happens to be free.</w:t>
       </w:r>
     </w:p>
     <w:p>
       <w:r>
-        <w:t>2. «Hospital to define the written discharge criteria from the ICU and HDU to a lower level of care inside this hospital» governs every unit discharge; a patient leaves the unit because the criteria are met, not because a new admission needs the bed with no reason written.</w:t>
+        <w:t>The hospital's written discharge criteria from the ICU and HDU to a lower level of care govern every unit discharge; a patient leaves the unit because the criteria are met, not because a new admission needs the bed with no reason written.</w:t>
       </w:r>
     </w:p>
     <w:p>
       <w:r>
-        <w:t>3. When the unit has no bed for a patient who meets the admission criteria, «Hospital to define the ICU/HDU bed-shortage procedure -- who decides, the options in order, and how the decision is recorded» is followed; this is never left to an unnamed corridor arrangement. (Record 1)</w:t>
+        <w:t>When the unit has no bed for a patient who meets the admission criteria, the hospital's defined bed-shortage procedure -- who decides, the options in order, and how the decision is recorded -- is followed; this is never left to an unnamed corridor arrangement.</w:t>
       </w:r>
     </w:p>
     <w:p>
@@ -334,15 +343,15 @@
         <w:pStyle w:val="Heading2"/>
       </w:pPr>
       <w:r>
-        <w:t>4.2 Written guidance, adequate staff and equipment (COP.6.b)</w:t>
+        <w:t>Written guidance, adequate staff and equipment</w:t>
       </w:r>
     </w:p>
     <w:p>
       <w:r>
         <w:rPr>
-          <w:b/>
+          <w:i/>
         </w:rPr>
-        <w:t xml:space="preserve">Why this step matters: </w:t>
+        <w:t xml:space="preserve">Why: </w:t>
       </w:r>
       <w:r>
         <w:t>Care in a critical-care unit that is not actually backed by written guidance, enough trained staff, and working equipment is a claim, not a service.</w:t>
@@ -350,17 +359,17 @@
     </w:p>
     <w:p>
       <w:r>
-        <w:t>1. «Hospital to define the written guidance for care in the ICU and HDU, covering at least monitoring, equipment use, and nursing/medical work» is held and followed in each unit.</w:t>
+        <w:t>The hospital's written guidance for care in the ICU and HDU, covering at least monitoring, equipment use, and nursing/medical work, is held and followed in each unit.</w:t>
       </w:r>
     </w:p>
     <w:p>
       <w:r>
-        <w:t>2. «Hospital to define the staffing of each unit, including out of hours» is maintained at a level adequate for the care the unit's own admission criteria claim, using registration already verified under human-resource credentialing.</w:t>
+        <w:t>The hospital's defined staffing of each unit, including out of hours, is maintained at a level adequate for the care the unit's own admission criteria claim, using registration already verified under human-resource credentialing.</w:t>
       </w:r>
     </w:p>
     <w:p>
       <w:r>
-        <w:t>3. «Hospital to define the equipment inventory of each unit» is kept current; equipment that is out of service is never counted as backing a service the unit still claims, and if a claimed service genuinely cannot be delivered it is suspended and requesting clinicians are told. (Record 2)</w:t>
+        <w:t>The hospital's defined equipment inventory of each unit is kept current; equipment that is out of service is never counted as backing a service the unit still claims, and if a claimed service genuinely cannot be delivered it is suspended and requesting clinicians are told.</w:t>
       </w:r>
     </w:p>
     <w:p>
@@ -368,15 +377,15 @@
         <w:pStyle w:val="Heading2"/>
       </w:pPr>
       <w:r>
-        <w:t>4.3 Infection-control practices documented in the unit's own guidance and followed (COP.6.c)</w:t>
+        <w:t>Infection-control practices documented in the unit's own guidance and followed</w:t>
       </w:r>
     </w:p>
     <w:p>
       <w:r>
         <w:rPr>
-          <w:b/>
+          <w:i/>
         </w:rPr>
-        <w:t xml:space="preserve">Why this step matters: </w:t>
+        <w:t xml:space="preserve">Why: </w:t>
       </w:r>
       <w:r>
         <w:t>A hospital can have excellent infection-control policies and still infect its ventilated patients if the ICU's own guidance never actually names and applies them -- this step closes that gap without creating a second, drifting bundle book.</w:t>
@@ -384,17 +393,17 @@
     </w:p>
     <w:p>
       <w:r>
-        <w:t>1. The unit's written guidance at step 2 contains an infection-control section that names -- and does not reprint -- the hospital's existing hand hygiene, standard and transmission-based precautions and PPE requirements, the device bundles that apply to patients in this unit (ventilator, central-line, urinary-catheter, and surgical-site where relevant), and the surveillance the unit cooperates with (device-day counting, case-finding, outbreak measures).</w:t>
+        <w:t>The unit's written guidance contains an infection-control section that names -- and does not reprint -- the hospital's existing hand hygiene, standard and transmission-based precautions and PPE requirements, the device bundles that apply to patients in this unit (ventilator, central-line, urinary-catheter, and surgical-site where relevant), and the surveillance the unit cooperates with.</w:t>
       </w:r>
     </w:p>
     <w:p>
       <w:r>
-        <w:t>2. Those practices are actually followed in this unit -- hand hygiene at the required moments, transmission-based precautions when assigned, every eligible device's bundle elements performed, and device-day and other surveillance inputs supplied rather than guessed -- using the records the hospital's infection-control policies already require, not a parallel unit scoring system.</w:t>
+        <w:t>Those practices are actually followed in this unit -- hand hygiene at the required moments, transmission-based precautions when assigned, every eligible device's bundle elements performed, and device-day and other surveillance inputs supplied rather than guessed.</w:t>
       </w:r>
     </w:p>
     <w:p>
       <w:r>
-        <w:t>3. If a practice this unit needs is missing from the hospital's infection-control policies, the gap is raised to the Infection Prevention and Control Committee for those policies to close -- it is never filled by inventing a local bundle in this unit's own guidance. (Record 3)</w:t>
+        <w:t>If a practice this unit needs is missing from the hospital's infection-control policies, the gap is raised to the Infection Prevention and Control Committee for those policies to close -- it is never filled by inventing a local bundle in this unit's own guidance.</w:t>
       </w:r>
     </w:p>
     <w:p>
@@ -402,15 +411,15 @@
         <w:pStyle w:val="Heading2"/>
       </w:pPr>
       <w:r>
-        <w:t>4.4 Quality-assurance programme for intensive and high-dependency care (COP.6.d)</w:t>
+        <w:t>Quality-assurance programme for intensive and high-dependency care</w:t>
       </w:r>
     </w:p>
     <w:p>
       <w:r>
         <w:rPr>
-          <w:b/>
+          <w:i/>
         </w:rPr>
-        <w:t xml:space="preserve">Why this step matters: </w:t>
+        <w:t xml:space="preserve">Why: </w:t>
       </w:r>
       <w:r>
         <w:t>A folder of critical-care indicators nobody discusses is a display, not assurance -- a programme has to actually have an owner, a forum, and actions that get closed.</w:t>
@@ -418,17 +427,17 @@
     </w:p>
     <w:p>
       <w:r>
-        <w:t>1. «Hospital to define the named quality lead for intensive and high-dependency care» is accountable for the programme running and for reporting its findings.</w:t>
+        <w:t>The hospital's named quality lead for intensive and high-dependency care is accountable for the programme running and for reporting its findings.</w:t>
       </w:r>
     </w:p>
     <w:p>
       <w:r>
-        <w:t>2. «Hospital to define the quality indicators this hospital uses for the ICU/HDU» are collected; infection rates, bundle-compliance figures and device-day denominators are received from the hospital's existing infection-control policies as inputs, never re-collected or re-defined under a second definition here.</w:t>
+        <w:t>The hospital's defined quality indicators for the ICU/HDU are collected; infection rates, bundle-compliance figures and device-day denominators are received from the hospital's existing infection-control policies as inputs, never re-collected or re-defined under a second definition here.</w:t>
       </w:r>
     </w:p>
     <w:p>
       <w:r>
-        <w:t>3. Indicators are reviewed at «Hospital to define the forum and interval for review», and every review that identifies a problem produces a corrective or preventive action with an owner and a due date. (Record 4)</w:t>
+        <w:t>Indicators are reviewed at the defined forum and interval, and every review that identifies a problem produces a corrective or preventive action with an owner and a due date.</w:t>
       </w:r>
     </w:p>
     <w:p>
@@ -436,15 +445,15 @@
         <w:pStyle w:val="Heading2"/>
       </w:pPr>
       <w:r>
-        <w:t>4.5 Periodic counselling of the patient and/or family (COP.6.e)</w:t>
+        <w:t>Periodic counselling of the patient and/or family</w:t>
       </w:r>
     </w:p>
     <w:p>
       <w:r>
         <w:rPr>
-          <w:b/>
+          <w:i/>
         </w:rPr>
-        <w:t xml:space="preserve">Why this step matters: </w:t>
+        <w:t xml:space="preserve">Why: </w:t>
       </w:r>
       <w:r>
         <w:t>A family that only hears from the unit when a decision to withdraw treatment is being asked for has not been counselled -- it has been ambushed.</w:t>
@@ -452,17 +461,17 @@
     </w:p>
     <w:p>
       <w:r>
-        <w:t>1. «Hospital to define who counsels, how often, and what is covered at a minimum» is followed for every ICU/HDU stay, with counselling offered periodically through the stay -- not only at admission and not only when a withdrawal decision is being discussed.</w:t>
+        <w:t>The hospital's defined counselling arrangement -- who counsels, how often, and what is covered at a minimum -- is followed for every ICU/HDU stay, with counselling offered periodically through the stay -- not only at admission and not only when a withdrawal decision is being discussed.</w:t>
       </w:r>
     </w:p>
     <w:p>
       <w:r>
-        <w:t>2. Where the patient can participate, the patient is included directly; where the patient cannot, the family is counselled in the patient's place.</w:t>
+        <w:t>Where the patient can participate, the patient is included directly; where the patient cannot, the family is counselled in the patient's place.</w:t>
       </w:r>
     </w:p>
     <w:p>
       <w:r>
-        <w:t>3. Each counselling episode is recorded against the patient's unique identification number, distinct from any end-of-life discussion recorded under step 6. (Record 5)</w:t>
+        <w:t>Each counselling episode is recorded against the patient's unique identification number, distinct from any end-of-life discussion.</w:t>
       </w:r>
     </w:p>
     <w:p>
@@ -470,15 +479,15 @@
         <w:pStyle w:val="Heading2"/>
       </w:pPr>
       <w:r>
-        <w:t>4.6 End-of-life care, consistent and legally consonant (COP.6.f)</w:t>
+        <w:t>End-of-life care, consistent and legally consonant</w:t>
       </w:r>
     </w:p>
     <w:p>
       <w:r>
         <w:rPr>
-          <w:b/>
+          <w:i/>
         </w:rPr>
-        <w:t xml:space="preserve">Why this step matters: </w:t>
+        <w:t xml:space="preserve">Why: </w:t>
       </w:r>
       <w:r>
         <w:t>An end-of-life decision made as an unwritten corridor agreement, with no record of who decided or why, is a decision the hospital cannot later show was lawful, consistent, or even made at all.</w:t>
@@ -486,70 +495,17 @@
     </w:p>
     <w:p>
       <w:r>
-        <w:t>1. «Hospital to define the written end-of-life pathway, including who may decide, how the decision is recorded, and where it is held» is the single pathway used across the ICU, the HDU, and every other location of the hospital where a patient dies under its care -- not an intensive-care speciality invented at the last bed.</w:t>
+        <w:t>The hospital's written end-of-life pathway -- who may decide, how the decision is recorded, and where it is held -- is the single pathway used across the ICU, the HDU, and every other location of the hospital where a patient dies under its care -- not an intensive-care speciality invented at the last bed.</w:t>
       </w:r>
     </w:p>
     <w:p>
       <w:r>
-        <w:t>2. Withholding or withdrawal of life-sustaining treatment, and the status of any advance directive, are handled in consonance with Common Cause v Union of India (2018); an informal family request or an undocumented 'comfort only' note is never treated as completing that legal process.</w:t>
+        <w:t>Withholding or withdrawal of life-sustaining treatment, and the status of any advance directive, are handled in consonance with Common Cause v Union of India (2018); an informal family request or an undocumented 'comfort only' note is never treated as completing that legal process.</w:t>
       </w:r>
     </w:p>
     <w:p>
       <w:r>
-        <w:t>3. Where brain-stem death declaration forms part of this hospital's pathway, it is certified by a Board of medical experts under the Transplantation of Human Organs and Tissues Act, 1994; where it does not, the pathway still covers every dying patient. Counselling under step 5 accompanies every application of this pathway, and a decision that resuscitation will not be attempted is recorded here rather than left unwritten. (Record 6)</w:t>
-      </w:r>
-    </w:p>
-    <w:p>
-      <w:r>
-        <w:rPr>
-          <w:b/>
-          <w:i/>
-        </w:rPr>
-        <w:t xml:space="preserve">Technical source(s) for these steps: </w:t>
-      </w:r>
-    </w:p>
-    <w:p>
-      <w:pPr>
-        <w:pStyle w:val="ListParagraph"/>
-        <w:spacing w:before="80" w:after="240"/>
-        <w:contextualSpacing w:val="0"/>
-      </w:pPr>
-      <w:r>
-        <w:t xml:space="preserve">• Government of India. (1994). </w:t>
-      </w:r>
-      <w:hyperlink r:id="rId9">
-        <w:r>
-          <w:rPr>
-            <w:color w:val="0563C1"/>
-            <w:u w:val="single"/>
-          </w:rPr>
-          <w:t>The Transplantation of Human Organs and Tissues Act, 1994 (Act No. 42 of 1994), s. 2(d) and s. 3(6)</w:t>
-        </w:r>
-      </w:hyperlink>
-      <w:r>
-        <w:t xml:space="preserve"> which define brain-stem death and require its certification by a Board of medical experts (the registered medical practitioner in charge of the hospital, an independent specialist, a neurologist or neurosurgeon, and the treating practitioner) before it may be relied upon, applicable only if brain-stem death declaration forms part of this hospital's end-of-life pathway.</w:t>
-      </w:r>
-    </w:p>
-    <w:p>
-      <w:pPr>
-        <w:pStyle w:val="ListParagraph"/>
-        <w:spacing w:before="80" w:after="240"/>
-        <w:contextualSpacing w:val="0"/>
-      </w:pPr>
-      <w:r>
-        <w:t xml:space="preserve">• Supreme Court of India. (2018). </w:t>
-      </w:r>
-      <w:hyperlink r:id="rId10">
-        <w:r>
-          <w:rPr>
-            <w:color w:val="0563C1"/>
-            <w:u w:val="single"/>
-          </w:rPr>
-          <w:t>Common Cause (A Regd. Society) v Union of India, Writ Petition (Civil) No. 215 of 2005 (decided 9 March 2018, five-judge bench headed by Dipak Misra, C.J.)</w:t>
-        </w:r>
-      </w:hyperlink>
-      <w:r>
-        <w:t xml:space="preserve"> which held that the right to die with dignity, including the right to execute an advance medical directive and to have life-sustaining treatment withheld or withdrawn under safeguards, is part of the right to life under Article 21 of the Constitution of India.</w:t>
+        <w:t>Where brain-stem death declaration forms part of this hospital's pathway, it is certified by a Board of medical experts under the Transplantation of Human Organs and Tissues Act, 1994; counselling accompanies every application of this pathway, and a decision that resuscitation will not be attempted is recorded here rather than left unwritten.</w:t>
       </w:r>
     </w:p>
     <w:p>
@@ -570,7 +526,7 @@
         <w:pStyle w:val="Heading1"/>
       </w:pPr>
       <w:r>
-        <w:t>6. Related Documents</w:t>
+        <w:t>6. Related SOPs</w:t>
       </w:r>
     </w:p>
     <w:p>
@@ -578,7 +534,7 @@
         <w:pStyle w:val="ListParagraph"/>
       </w:pPr>
       <w:r>
-        <w:t>Policy -- Care in Intensive Care and High Dependency Units (COP.6)</w:t>
+        <w:t>Policy on Care in Intensive Care and High Dependency Units (COP.6)</w:t>
       </w:r>
     </w:p>
     <w:p>
@@ -586,7 +542,7 @@
         <w:pStyle w:val="ListParagraph"/>
       </w:pPr>
       <w:r>
-        <w:t>SOP -- Transfusion of Blood and Blood Components (COP.5)</w:t>
+        <w:t>SOP — Transfusion of Blood and Blood Components (COP.5)</w:t>
       </w:r>
     </w:p>
     <w:p>
@@ -602,17 +558,167 @@
         <w:pStyle w:val="Heading1"/>
       </w:pPr>
       <w:r>
-        <w:t>7. Where This SOP's Requirements Come From (Verified Sources)</w:t>
+        <w:t>7. Review</w:t>
+      </w:r>
+    </w:p>
+    <w:p>
+      <w:r>
+        <w:t>This SOP is reviewed annually, or sooner if an off-criteria admission, a shortage handled without the procedure, an infection-control drift into a local bundle, or an undocumented end-of-life decision exposes a gap, or if the infection-control, bed-management, assessment, or continuity-of-care processes this SOP hands work to are revised.</w:t>
+      </w:r>
+    </w:p>
+    <w:p>
+      <w:r>
+        <w:br w:type="page"/>
+      </w:r>
+    </w:p>
+    <w:p>
+      <w:pPr>
+        <w:pStyle w:val="Heading1"/>
+      </w:pPr>
+      <w:r>
+        <w:t>Appendix — NABH Standard Cross-Reference and Evidence Basis</w:t>
+      </w:r>
+    </w:p>
+    <w:p>
+      <w:r>
+        <w:t>For the Quality Coordinator and NABH assessment use only. The reasoning and real-world triggers for each requirement are already in the body above -- this appendix adds only what the body deliberately leaves out: the exact objective-element code, how this SOP's scope is kept separate from neighbouring standards, and the verified technical source for anything cited.</w:t>
+      </w:r>
+    </w:p>
+    <w:p>
+      <w:pPr>
+        <w:pStyle w:val="Heading2"/>
+      </w:pPr>
+      <w:r>
+        <w:t>Admission/discharge criteria and the bed-shortage procedure — COP.6.a</w:t>
+      </w:r>
+    </w:p>
+    <w:p>
+      <w:pPr>
+        <w:pStyle w:val="Heading2"/>
+      </w:pPr>
+      <w:r>
+        <w:t>Written guidance, adequate staff and equipment — COP.6.b</w:t>
+      </w:r>
+    </w:p>
+    <w:p>
+      <w:pPr>
+        <w:pStyle w:val="Heading2"/>
+      </w:pPr>
+      <w:r>
+        <w:t>Infection-control practices documented in the unit's own guidance and followed — COP.6.c</w:t>
+      </w:r>
+    </w:p>
+    <w:p>
+      <w:r>
+        <w:rPr>
+          <w:i/>
+        </w:rPr>
+        <w:t>Boundary with other standards:</w:t>
       </w:r>
     </w:p>
     <w:p>
       <w:pPr>
         <w:pStyle w:val="ListParagraph"/>
-        <w:spacing w:before="80" w:after="240"/>
-        <w:contextualSpacing w:val="0"/>
       </w:pPr>
       <w:r>
-        <w:t xml:space="preserve">• National Accreditation Board for Hospitals and Healthcare Providers. (2022). Standards for Small Healthcare Organisations (3rd ed.). </w:t>
+        <w:t>• The hospital's infection-control SOPs (hand hygiene/PPE, device bundles, surveillance) are owned elsewhere (HIC chapter); this step owns only how this unit applies them, not how they are written.</w:t>
+      </w:r>
+    </w:p>
+    <w:p>
+      <w:pPr>
+        <w:pStyle w:val="Heading2"/>
+      </w:pPr>
+      <w:r>
+        <w:t>Quality-assurance programme for intensive and high-dependency care — COP.6.d</w:t>
+      </w:r>
+    </w:p>
+    <w:p>
+      <w:pPr>
+        <w:pStyle w:val="Heading2"/>
+      </w:pPr>
+      <w:r>
+        <w:t>Periodic counselling of the patient and/or family — COP.6.e</w:t>
+      </w:r>
+    </w:p>
+    <w:p>
+      <w:pPr>
+        <w:pStyle w:val="Heading2"/>
+      </w:pPr>
+      <w:r>
+        <w:t>End-of-life care, consistent and legally consonant — COP.6.f</w:t>
+      </w:r>
+    </w:p>
+    <w:p>
+      <w:r>
+        <w:rPr>
+          <w:i/>
+        </w:rPr>
+        <w:t>Verified source(s):</w:t>
+      </w:r>
+    </w:p>
+    <w:p>
+      <w:pPr>
+        <w:pStyle w:val="ListParagraph"/>
+      </w:pPr>
+      <w:r>
+        <w:t xml:space="preserve">• </w:t>
+      </w:r>
+      <w:r>
+        <w:t xml:space="preserve">Supreme Court of India. (2018). </w:t>
+      </w:r>
+      <w:hyperlink r:id="rId9">
+        <w:r>
+          <w:rPr>
+            <w:color w:val="0563C1"/>
+            <w:u w:val="single"/>
+          </w:rPr>
+          <w:t>Common Cause (A Regd. Society) v Union of India</w:t>
+        </w:r>
+      </w:hyperlink>
+      <w:r>
+        <w:t>, Writ Petition (Civil) No. 215 of 2005 (decided 9 March 2018), which held that the right to die with dignity -- including the right to execute an advance medical directive and to have life-sustaining treatment withheld or withdrawn under safeguards -- is part of the right to life under Article 21 of the Constitution of India.</w:t>
+      </w:r>
+    </w:p>
+    <w:p>
+      <w:pPr>
+        <w:pStyle w:val="ListParagraph"/>
+      </w:pPr>
+      <w:r>
+        <w:t xml:space="preserve">• </w:t>
+      </w:r>
+      <w:r>
+        <w:t xml:space="preserve">Government of India. (1994). </w:t>
+      </w:r>
+      <w:hyperlink r:id="rId10">
+        <w:r>
+          <w:rPr>
+            <w:color w:val="0563C1"/>
+            <w:u w:val="single"/>
+          </w:rPr>
+          <w:t>The Transplantation of Human Organs and Tissues Act, 1994</w:t>
+        </w:r>
+      </w:hyperlink>
+      <w:r>
+        <w:t xml:space="preserve"> (Act No. 42 of 1994). ss. 9, 10(1)(a), 14(1) and 19: no hospital may commence organ-removal, storage or transplantation activity unless registered; a living-donor transplant requires the donor to be a near relative or Authorisation Committee approval; commercial dealing in human organs is a punishable offence. s. 2(d) and s. 3(6) separately define brain-stem death and require its certification by a Board of medical experts.</w:t>
+      </w:r>
+    </w:p>
+    <w:p>
+      <w:pPr>
+        <w:pStyle w:val="Heading2"/>
+      </w:pPr>
+      <w:r>
+        <w:t>Full reference list</w:t>
+      </w:r>
+    </w:p>
+    <w:p>
+      <w:pPr>
+        <w:pStyle w:val="ListParagraph"/>
+      </w:pPr>
+      <w:r>
+        <w:t xml:space="preserve">• </w:t>
+      </w:r>
+      <w:r>
+        <w:t xml:space="preserve">National Accreditation Board for Hospitals and Healthcare Providers. (2022). Standards for Small Healthcare Organisations (3rd ed.). </w:t>
       </w:r>
       <w:hyperlink r:id="rId11">
         <w:r>
@@ -630,11 +736,35 @@
     <w:p>
       <w:pPr>
         <w:pStyle w:val="ListParagraph"/>
-        <w:spacing w:before="80" w:after="240"/>
-        <w:contextualSpacing w:val="0"/>
       </w:pPr>
       <w:r>
-        <w:t xml:space="preserve">• Supreme Court of India. (2018). </w:t>
+        <w:t xml:space="preserve">• </w:t>
+      </w:r>
+      <w:r>
+        <w:t xml:space="preserve">Supreme Court of India. (2018). </w:t>
+      </w:r>
+      <w:hyperlink r:id="rId9">
+        <w:r>
+          <w:rPr>
+            <w:color w:val="0563C1"/>
+            <w:u w:val="single"/>
+          </w:rPr>
+          <w:t>Common Cause (A Regd. Society) v Union of India</w:t>
+        </w:r>
+      </w:hyperlink>
+      <w:r>
+        <w:t>, Writ Petition (Civil) No. 215 of 2005 (decided 9 March 2018), which held that the right to die with dignity -- including the right to execute an advance medical directive and to have life-sustaining treatment withheld or withdrawn under safeguards -- is part of the right to life under Article 21 of the Constitution of India.</w:t>
+      </w:r>
+    </w:p>
+    <w:p>
+      <w:pPr>
+        <w:pStyle w:val="ListParagraph"/>
+      </w:pPr>
+      <w:r>
+        <w:t xml:space="preserve">• </w:t>
+      </w:r>
+      <w:r>
+        <w:t xml:space="preserve">Government of India. (1994). </w:t>
       </w:r>
       <w:hyperlink r:id="rId10">
         <w:r>
@@ -642,46 +772,11 @@
             <w:color w:val="0563C1"/>
             <w:u w:val="single"/>
           </w:rPr>
-          <w:t>Common Cause (A Regd. Society) v Union of India, Writ Petition (Civil) No. 215 of 2005 (decided 9 March 2018, five-judge bench headed by Dipak Misra, C.J.)</w:t>
+          <w:t>The Transplantation of Human Organs and Tissues Act, 1994</w:t>
         </w:r>
       </w:hyperlink>
       <w:r>
-        <w:t xml:space="preserve"> which held that the right to die with dignity, including the right to execute an advance medical directive and to have life-sustaining treatment withheld or withdrawn under safeguards, is part of the right to life under Article 21 of the Constitution of India.</w:t>
-      </w:r>
-    </w:p>
-    <w:p>
-      <w:pPr>
-        <w:pStyle w:val="ListParagraph"/>
-        <w:spacing w:before="80" w:after="240"/>
-        <w:contextualSpacing w:val="0"/>
-      </w:pPr>
-      <w:r>
-        <w:t xml:space="preserve">• Government of India. (1994). </w:t>
-      </w:r>
-      <w:hyperlink r:id="rId9">
-        <w:r>
-          <w:rPr>
-            <w:color w:val="0563C1"/>
-            <w:u w:val="single"/>
-          </w:rPr>
-          <w:t>The Transplantation of Human Organs and Tissues Act, 1994 (Act No. 42 of 1994), s. 2(d) and s. 3(6)</w:t>
-        </w:r>
-      </w:hyperlink>
-      <w:r>
-        <w:t xml:space="preserve"> which define brain-stem death and require its certification by a Board of medical experts (the registered medical practitioner in charge of the hospital, an independent specialist, a neurologist or neurosurgeon, and the treating practitioner) before it may be relied upon, applicable only if brain-stem death declaration forms part of this hospital's end-of-life pathway.</w:t>
-      </w:r>
-    </w:p>
-    <w:p>
-      <w:pPr>
-        <w:pStyle w:val="Heading1"/>
-      </w:pPr>
-      <w:r>
-        <w:t>8. Review</w:t>
-      </w:r>
-    </w:p>
-    <w:p>
-      <w:r>
-        <w:t>This SOP is reviewed annually, or sooner if an off-criteria admission, a shortage handled without the procedure, an infection-control drift into a local bundle, or an undocumented end-of-life decision exposes a gap, or if the infection-control, bed-management, assessment, or continuity-of-care processes this SOP hands work to are revised.</w:t>
+        <w:t xml:space="preserve"> (Act No. 42 of 1994). ss. 9, 10(1)(a), 14(1) and 19: no hospital may commence organ-removal, storage or transplantation activity unless registered; a living-donor transplant requires the donor to be a near relative or Authorisation Committee approval; commercial dealing in human organs is a punishable offence. s. 2(d) and s. 3(6) separately define brain-stem death and require its certification by a Board of medical experts.</w:t>
       </w:r>
     </w:p>
     <w:sectPr>

--- a/policies/build/sop_record_masters/COP/SOP_COP.6.a_to_f_icu_hdu_care.docx
+++ b/policies/build/sop_record_masters/COP/SOP_COP.6.a_to_f_icu_hdu_care.docx
@@ -208,12 +208,6 @@
     </w:p>
     <w:p>
       <w:r>
-        <w:rPr>
-          <w:i/>
-        </w:rPr>
-        <w:t xml:space="preserve">Why: </w:t>
-      </w:r>
-      <w:r>
         <w:t>so every staff member who admits to, cares for, discharges from, or counsels a family about these units follows the same standard.</w:t>
       </w:r>
     </w:p>
@@ -231,12 +225,6 @@
       </w:r>
     </w:p>
     <w:p>
-      <w:r>
-        <w:rPr>
-          <w:i/>
-        </w:rPr>
-        <w:t xml:space="preserve">Why: </w:t>
-      </w:r>
       <w:r>
         <w:t>a bed occupied by the wrong patient, an infection practice never actually applied, or an undocumented end-of-life decision are each a failure the hospital cannot defend later.</w:t>
       </w:r>
@@ -314,12 +302,6 @@
     </w:p>
     <w:p>
       <w:r>
-        <w:rPr>
-          <w:i/>
-        </w:rPr>
-        <w:t xml:space="preserve">Why: </w:t>
-      </w:r>
-      <w:r>
         <w:t>An ICU or HDU bed is a scarce resource, not a location -- a patient admitted who cannot benefit occupies the bed of one who can, and a patient refused without the shortage procedure is a refusal of care the hospital holds out.</w:t>
       </w:r>
     </w:p>
@@ -347,12 +329,6 @@
       </w:r>
     </w:p>
     <w:p>
-      <w:r>
-        <w:rPr>
-          <w:i/>
-        </w:rPr>
-        <w:t xml:space="preserve">Why: </w:t>
-      </w:r>
       <w:r>
         <w:t>Care in a critical-care unit that is not actually backed by written guidance, enough trained staff, and working equipment is a claim, not a service.</w:t>
       </w:r>
@@ -382,12 +358,6 @@
     </w:p>
     <w:p>
       <w:r>
-        <w:rPr>
-          <w:i/>
-        </w:rPr>
-        <w:t xml:space="preserve">Why: </w:t>
-      </w:r>
-      <w:r>
         <w:t>A hospital can have excellent infection-control policies and still infect its ventilated patients if the ICU's own guidance never actually names and applies them -- this step closes that gap without creating a second, drifting bundle book.</w:t>
       </w:r>
     </w:p>
@@ -415,12 +385,6 @@
       </w:r>
     </w:p>
     <w:p>
-      <w:r>
-        <w:rPr>
-          <w:i/>
-        </w:rPr>
-        <w:t xml:space="preserve">Why: </w:t>
-      </w:r>
       <w:r>
         <w:t>A folder of critical-care indicators nobody discusses is a display, not assurance -- a programme has to actually have an owner, a forum, and actions that get closed.</w:t>
       </w:r>
@@ -450,12 +414,6 @@
     </w:p>
     <w:p>
       <w:r>
-        <w:rPr>
-          <w:i/>
-        </w:rPr>
-        <w:t xml:space="preserve">Why: </w:t>
-      </w:r>
-      <w:r>
         <w:t>A family that only hears from the unit when a decision to withdraw treatment is being asked for has not been counselled -- it has been ambushed.</w:t>
       </w:r>
     </w:p>
@@ -483,12 +441,6 @@
       </w:r>
     </w:p>
     <w:p>
-      <w:r>
-        <w:rPr>
-          <w:i/>
-        </w:rPr>
-        <w:t xml:space="preserve">Why: </w:t>
-      </w:r>
       <w:r>
         <w:t>An end-of-life decision made as an unwritten corridor agreement, with no record of who decided or why, is a decision the hospital cannot later show was lawful, consistent, or even made at all.</w:t>
       </w:r>

--- a/policies/build/sop_record_masters/COP/SOP_COP.6.a_to_f_icu_hdu_care.docx
+++ b/policies/build/sop_record_masters/COP/SOP_COP.6.a_to_f_icu_hdu_care.docx
@@ -363,7 +363,22 @@
     </w:p>
     <w:p>
       <w:r>
-        <w:t>The unit's written guidance contains an infection-control section that names -- and does not reprint -- the hospital's existing hand hygiene, standard and transmission-based precautions and PPE requirements, the device bundles that apply to patients in this unit (ventilator, central-line, urinary-catheter, and surgical-site where relevant), and the surveillance the unit cooperates with.</w:t>
+        <w:t>The unit's written guidance contains an infection-control section that names -- and does not reprint -- the hospital's existing requirements. It covers three things:</w:t>
+      </w:r>
+    </w:p>
+    <w:p>
+      <w:r>
+        <w:t>1. Hand hygiene, standard and transmission-based precautions and PPE requirements.</w:t>
+      </w:r>
+    </w:p>
+    <w:p>
+      <w:r>
+        <w:t>2. The device bundles that apply to patients in this unit (ventilator, central-line, urinary-catheter, and surgical-site where relevant).</w:t>
+      </w:r>
+    </w:p>
+    <w:p>
+      <w:r>
+        <w:t>3. The surveillance the unit cooperates with.</w:t>
       </w:r>
     </w:p>
     <w:p>
